--- a/Activity Sheet - 10/docs/Lab Activity 10 .docx
+++ b/Activity Sheet - 10/docs/Lab Activity 10 .docx
@@ -1291,9 +1291,970 @@
           <w:szCs w:val="28"/>
         </w:rPr>
       </w:pPr>
+      <w:r>
+        <w:rPr>
+          <w:rFonts w:ascii="Times New Roman" w:hAnsi="Times New Roman" w:cs="Times New Roman"/>
+          <w:b/>
+          <w:bCs/>
+          <w:sz w:val="28"/>
+          <w:szCs w:val="28"/>
+        </w:rPr>
+        <w:t>#include &lt;LPC214x.h&gt;</w:t>
+      </w:r>
+    </w:p>
+    <w:p>
+      <w:pPr>
+        <w:spacing w:after="0" w:line="240" w:lineRule="auto"/>
+        <w:jc w:val="both"/>
+        <w:rPr>
+          <w:rFonts w:ascii="Times New Roman" w:hAnsi="Times New Roman" w:cs="Times New Roman"/>
+          <w:b/>
+          <w:bCs/>
+          <w:sz w:val="28"/>
+          <w:szCs w:val="28"/>
+        </w:rPr>
+      </w:pPr>
+    </w:p>
+    <w:p>
+      <w:pPr>
+        <w:spacing w:after="0" w:line="240" w:lineRule="auto"/>
+        <w:jc w:val="both"/>
+        <w:rPr>
+          <w:rFonts w:ascii="Times New Roman" w:hAnsi="Times New Roman" w:cs="Times New Roman"/>
+          <w:b/>
+          <w:bCs/>
+          <w:sz w:val="28"/>
+          <w:szCs w:val="28"/>
+        </w:rPr>
+      </w:pPr>
+      <w:r>
+        <w:rPr>
+          <w:rFonts w:ascii="Times New Roman" w:hAnsi="Times New Roman" w:cs="Times New Roman"/>
+          <w:b/>
+          <w:bCs/>
+          <w:sz w:val="28"/>
+          <w:szCs w:val="28"/>
+        </w:rPr>
+        <w:t>void EINT0_ISR(void) __irq</w:t>
+      </w:r>
+    </w:p>
+    <w:p>
+      <w:pPr>
+        <w:spacing w:after="0" w:line="240" w:lineRule="auto"/>
+        <w:jc w:val="both"/>
+        <w:rPr>
+          <w:rFonts w:ascii="Times New Roman" w:hAnsi="Times New Roman" w:cs="Times New Roman"/>
+          <w:b/>
+          <w:bCs/>
+          <w:sz w:val="28"/>
+          <w:szCs w:val="28"/>
+        </w:rPr>
+      </w:pPr>
+      <w:r>
+        <w:rPr>
+          <w:rFonts w:ascii="Times New Roman" w:hAnsi="Times New Roman" w:cs="Times New Roman"/>
+          <w:b/>
+          <w:bCs/>
+          <w:sz w:val="28"/>
+          <w:szCs w:val="28"/>
+        </w:rPr>
+        <w:t>{</w:t>
+      </w:r>
+    </w:p>
+    <w:p>
+      <w:pPr>
+        <w:spacing w:after="0" w:line="240" w:lineRule="auto"/>
+        <w:jc w:val="both"/>
+        <w:rPr>
+          <w:rFonts w:ascii="Times New Roman" w:hAnsi="Times New Roman" w:cs="Times New Roman"/>
+          <w:b/>
+          <w:bCs/>
+          <w:sz w:val="28"/>
+          <w:szCs w:val="28"/>
+        </w:rPr>
+      </w:pPr>
+      <w:r>
+        <w:rPr>
+          <w:rFonts w:ascii="Times New Roman" w:hAnsi="Times New Roman" w:cs="Times New Roman"/>
+          <w:b/>
+          <w:bCs/>
+          <w:sz w:val="28"/>
+          <w:szCs w:val="28"/>
+        </w:rPr>
+        <w:t xml:space="preserve">    IO0PIN ^= (1 &lt;&lt; 16);     // Toggle LED</w:t>
+      </w:r>
+    </w:p>
+    <w:p>
+      <w:pPr>
+        <w:spacing w:after="0" w:line="240" w:lineRule="auto"/>
+        <w:jc w:val="both"/>
+        <w:rPr>
+          <w:rFonts w:ascii="Times New Roman" w:hAnsi="Times New Roman" w:cs="Times New Roman"/>
+          <w:b/>
+          <w:bCs/>
+          <w:sz w:val="28"/>
+          <w:szCs w:val="28"/>
+        </w:rPr>
+      </w:pPr>
+    </w:p>
+    <w:p>
+      <w:pPr>
+        <w:spacing w:after="0" w:line="240" w:lineRule="auto"/>
+        <w:jc w:val="both"/>
+        <w:rPr>
+          <w:rFonts w:ascii="Times New Roman" w:hAnsi="Times New Roman" w:cs="Times New Roman"/>
+          <w:b/>
+          <w:bCs/>
+          <w:sz w:val="28"/>
+          <w:szCs w:val="28"/>
+        </w:rPr>
+      </w:pPr>
+      <w:r>
+        <w:rPr>
+          <w:rFonts w:ascii="Times New Roman" w:hAnsi="Times New Roman" w:cs="Times New Roman"/>
+          <w:b/>
+          <w:bCs/>
+          <w:sz w:val="28"/>
+          <w:szCs w:val="28"/>
+        </w:rPr>
+        <w:t xml:space="preserve">    EXTINT = (1 &lt;&lt; 0);       // Clear EINT0 interrupt flag</w:t>
+      </w:r>
+    </w:p>
+    <w:p>
+      <w:pPr>
+        <w:spacing w:after="0" w:line="240" w:lineRule="auto"/>
+        <w:jc w:val="both"/>
+        <w:rPr>
+          <w:rFonts w:ascii="Times New Roman" w:hAnsi="Times New Roman" w:cs="Times New Roman"/>
+          <w:b/>
+          <w:bCs/>
+          <w:sz w:val="28"/>
+          <w:szCs w:val="28"/>
+        </w:rPr>
+      </w:pPr>
+      <w:r>
+        <w:rPr>
+          <w:rFonts w:ascii="Times New Roman" w:hAnsi="Times New Roman" w:cs="Times New Roman"/>
+          <w:b/>
+          <w:bCs/>
+          <w:sz w:val="28"/>
+          <w:szCs w:val="28"/>
+        </w:rPr>
+        <w:t xml:space="preserve">    VICVectAddr = 0;         // End of interrupt</w:t>
+      </w:r>
+    </w:p>
+    <w:p>
+      <w:pPr>
+        <w:spacing w:after="0" w:line="240" w:lineRule="auto"/>
+        <w:jc w:val="both"/>
+        <w:rPr>
+          <w:rFonts w:ascii="Times New Roman" w:hAnsi="Times New Roman" w:cs="Times New Roman"/>
+          <w:b/>
+          <w:bCs/>
+          <w:sz w:val="28"/>
+          <w:szCs w:val="28"/>
+        </w:rPr>
+      </w:pPr>
+      <w:r>
+        <w:rPr>
+          <w:rFonts w:ascii="Times New Roman" w:hAnsi="Times New Roman" w:cs="Times New Roman"/>
+          <w:b/>
+          <w:bCs/>
+          <w:sz w:val="28"/>
+          <w:szCs w:val="28"/>
+        </w:rPr>
+        <w:t>}</w:t>
+      </w:r>
+    </w:p>
+    <w:p>
+      <w:pPr>
+        <w:spacing w:after="0" w:line="240" w:lineRule="auto"/>
+        <w:jc w:val="both"/>
+        <w:rPr>
+          <w:rFonts w:ascii="Times New Roman" w:hAnsi="Times New Roman" w:cs="Times New Roman"/>
+          <w:b/>
+          <w:bCs/>
+          <w:sz w:val="28"/>
+          <w:szCs w:val="28"/>
+        </w:rPr>
+      </w:pPr>
+    </w:p>
+    <w:p>
+      <w:pPr>
+        <w:spacing w:after="0" w:line="240" w:lineRule="auto"/>
+        <w:jc w:val="both"/>
+        <w:rPr>
+          <w:rFonts w:ascii="Times New Roman" w:hAnsi="Times New Roman" w:cs="Times New Roman"/>
+          <w:b/>
+          <w:bCs/>
+          <w:sz w:val="28"/>
+          <w:szCs w:val="28"/>
+        </w:rPr>
+      </w:pPr>
+      <w:r>
+        <w:rPr>
+          <w:rFonts w:ascii="Times New Roman" w:hAnsi="Times New Roman" w:cs="Times New Roman"/>
+          <w:b/>
+          <w:bCs/>
+          <w:sz w:val="28"/>
+          <w:szCs w:val="28"/>
+        </w:rPr>
+        <w:t>int main(void)</w:t>
+      </w:r>
+    </w:p>
+    <w:p>
+      <w:pPr>
+        <w:spacing w:after="0" w:line="240" w:lineRule="auto"/>
+        <w:jc w:val="both"/>
+        <w:rPr>
+          <w:rFonts w:ascii="Times New Roman" w:hAnsi="Times New Roman" w:cs="Times New Roman"/>
+          <w:b/>
+          <w:bCs/>
+          <w:sz w:val="28"/>
+          <w:szCs w:val="28"/>
+        </w:rPr>
+      </w:pPr>
+      <w:r>
+        <w:rPr>
+          <w:rFonts w:ascii="Times New Roman" w:hAnsi="Times New Roman" w:cs="Times New Roman"/>
+          <w:b/>
+          <w:bCs/>
+          <w:sz w:val="28"/>
+          <w:szCs w:val="28"/>
+        </w:rPr>
+        <w:t>{</w:t>
+      </w:r>
+    </w:p>
+    <w:p>
+      <w:pPr>
+        <w:spacing w:after="0" w:line="240" w:lineRule="auto"/>
+        <w:jc w:val="both"/>
+        <w:rPr>
+          <w:rFonts w:ascii="Times New Roman" w:hAnsi="Times New Roman" w:cs="Times New Roman"/>
+          <w:b/>
+          <w:bCs/>
+          <w:sz w:val="28"/>
+          <w:szCs w:val="28"/>
+        </w:rPr>
+      </w:pPr>
+      <w:r>
+        <w:rPr>
+          <w:rFonts w:ascii="Times New Roman" w:hAnsi="Times New Roman" w:cs="Times New Roman"/>
+          <w:b/>
+          <w:bCs/>
+          <w:sz w:val="28"/>
+          <w:szCs w:val="28"/>
+        </w:rPr>
+        <w:t xml:space="preserve">    // Configure P0.16 as GPIO output for LED</w:t>
+      </w:r>
+    </w:p>
+    <w:p>
+      <w:pPr>
+        <w:spacing w:after="0" w:line="240" w:lineRule="auto"/>
+        <w:jc w:val="both"/>
+        <w:rPr>
+          <w:rFonts w:ascii="Times New Roman" w:hAnsi="Times New Roman" w:cs="Times New Roman"/>
+          <w:b/>
+          <w:bCs/>
+          <w:sz w:val="28"/>
+          <w:szCs w:val="28"/>
+        </w:rPr>
+      </w:pPr>
+      <w:r>
+        <w:rPr>
+          <w:rFonts w:ascii="Times New Roman" w:hAnsi="Times New Roman" w:cs="Times New Roman"/>
+          <w:b/>
+          <w:bCs/>
+          <w:sz w:val="28"/>
+          <w:szCs w:val="28"/>
+        </w:rPr>
+        <w:t xml:space="preserve">    PINSEL1 = 0x00000000;</w:t>
+      </w:r>
+    </w:p>
+    <w:p>
+      <w:pPr>
+        <w:spacing w:after="0" w:line="240" w:lineRule="auto"/>
+        <w:jc w:val="both"/>
+        <w:rPr>
+          <w:rFonts w:ascii="Times New Roman" w:hAnsi="Times New Roman" w:cs="Times New Roman"/>
+          <w:b/>
+          <w:bCs/>
+          <w:sz w:val="28"/>
+          <w:szCs w:val="28"/>
+        </w:rPr>
+      </w:pPr>
+      <w:r>
+        <w:rPr>
+          <w:rFonts w:ascii="Times New Roman" w:hAnsi="Times New Roman" w:cs="Times New Roman"/>
+          <w:b/>
+          <w:bCs/>
+          <w:sz w:val="28"/>
+          <w:szCs w:val="28"/>
+        </w:rPr>
+        <w:t xml:space="preserve">    IODIR0 |= (1 &lt;&lt; 16);</w:t>
+      </w:r>
+    </w:p>
+    <w:p>
+      <w:pPr>
+        <w:spacing w:after="0" w:line="240" w:lineRule="auto"/>
+        <w:jc w:val="both"/>
+        <w:rPr>
+          <w:rFonts w:ascii="Times New Roman" w:hAnsi="Times New Roman" w:cs="Times New Roman"/>
+          <w:b/>
+          <w:bCs/>
+          <w:sz w:val="28"/>
+          <w:szCs w:val="28"/>
+        </w:rPr>
+      </w:pPr>
+    </w:p>
+    <w:p>
+      <w:pPr>
+        <w:spacing w:after="0" w:line="240" w:lineRule="auto"/>
+        <w:jc w:val="both"/>
+        <w:rPr>
+          <w:rFonts w:ascii="Times New Roman" w:hAnsi="Times New Roman" w:cs="Times New Roman"/>
+          <w:b/>
+          <w:bCs/>
+          <w:sz w:val="28"/>
+          <w:szCs w:val="28"/>
+        </w:rPr>
+      </w:pPr>
+      <w:r>
+        <w:rPr>
+          <w:rFonts w:ascii="Times New Roman" w:hAnsi="Times New Roman" w:cs="Times New Roman"/>
+          <w:b/>
+          <w:bCs/>
+          <w:sz w:val="28"/>
+          <w:szCs w:val="28"/>
+        </w:rPr>
+        <w:t xml:space="preserve">    // Configure P0.1 as EINT0</w:t>
+      </w:r>
+    </w:p>
+    <w:p>
+      <w:pPr>
+        <w:spacing w:after="0" w:line="240" w:lineRule="auto"/>
+        <w:jc w:val="both"/>
+        <w:rPr>
+          <w:rFonts w:ascii="Times New Roman" w:hAnsi="Times New Roman" w:cs="Times New Roman"/>
+          <w:b/>
+          <w:bCs/>
+          <w:sz w:val="28"/>
+          <w:szCs w:val="28"/>
+        </w:rPr>
+      </w:pPr>
+      <w:r>
+        <w:rPr>
+          <w:rFonts w:ascii="Times New Roman" w:hAnsi="Times New Roman" w:cs="Times New Roman"/>
+          <w:b/>
+          <w:bCs/>
+          <w:sz w:val="28"/>
+          <w:szCs w:val="28"/>
+        </w:rPr>
+        <w:t xml:space="preserve">    PINSEL0 |= (3 &lt;&lt; 2);</w:t>
+      </w:r>
+    </w:p>
+    <w:p>
+      <w:pPr>
+        <w:spacing w:after="0" w:line="240" w:lineRule="auto"/>
+        <w:jc w:val="both"/>
+        <w:rPr>
+          <w:rFonts w:ascii="Times New Roman" w:hAnsi="Times New Roman" w:cs="Times New Roman"/>
+          <w:b/>
+          <w:bCs/>
+          <w:sz w:val="28"/>
+          <w:szCs w:val="28"/>
+        </w:rPr>
+      </w:pPr>
+    </w:p>
+    <w:p>
+      <w:pPr>
+        <w:spacing w:after="0" w:line="240" w:lineRule="auto"/>
+        <w:jc w:val="both"/>
+        <w:rPr>
+          <w:rFonts w:ascii="Times New Roman" w:hAnsi="Times New Roman" w:cs="Times New Roman"/>
+          <w:b/>
+          <w:bCs/>
+          <w:sz w:val="28"/>
+          <w:szCs w:val="28"/>
+        </w:rPr>
+      </w:pPr>
+      <w:r>
+        <w:rPr>
+          <w:rFonts w:ascii="Times New Roman" w:hAnsi="Times New Roman" w:cs="Times New Roman"/>
+          <w:b/>
+          <w:bCs/>
+          <w:sz w:val="28"/>
+          <w:szCs w:val="28"/>
+        </w:rPr>
+        <w:t xml:space="preserve">    // Configure EINT0 as edge-triggered</w:t>
+      </w:r>
+    </w:p>
+    <w:p>
+      <w:pPr>
+        <w:spacing w:after="0" w:line="240" w:lineRule="auto"/>
+        <w:jc w:val="both"/>
+        <w:rPr>
+          <w:rFonts w:ascii="Times New Roman" w:hAnsi="Times New Roman" w:cs="Times New Roman"/>
+          <w:b/>
+          <w:bCs/>
+          <w:sz w:val="28"/>
+          <w:szCs w:val="28"/>
+        </w:rPr>
+      </w:pPr>
+      <w:r>
+        <w:rPr>
+          <w:rFonts w:ascii="Times New Roman" w:hAnsi="Times New Roman" w:cs="Times New Roman"/>
+          <w:b/>
+          <w:bCs/>
+          <w:sz w:val="28"/>
+          <w:szCs w:val="28"/>
+        </w:rPr>
+        <w:t xml:space="preserve">    EXTMODE |= (1 &lt;&lt; 0);</w:t>
+      </w:r>
+    </w:p>
+    <w:p>
+      <w:pPr>
+        <w:spacing w:after="0" w:line="240" w:lineRule="auto"/>
+        <w:jc w:val="both"/>
+        <w:rPr>
+          <w:rFonts w:ascii="Times New Roman" w:hAnsi="Times New Roman" w:cs="Times New Roman"/>
+          <w:b/>
+          <w:bCs/>
+          <w:sz w:val="28"/>
+          <w:szCs w:val="28"/>
+        </w:rPr>
+      </w:pPr>
+    </w:p>
+    <w:p>
+      <w:pPr>
+        <w:spacing w:after="0" w:line="240" w:lineRule="auto"/>
+        <w:jc w:val="both"/>
+        <w:rPr>
+          <w:rFonts w:ascii="Times New Roman" w:hAnsi="Times New Roman" w:cs="Times New Roman"/>
+          <w:b/>
+          <w:bCs/>
+          <w:sz w:val="28"/>
+          <w:szCs w:val="28"/>
+        </w:rPr>
+      </w:pPr>
+      <w:r>
+        <w:rPr>
+          <w:rFonts w:ascii="Times New Roman" w:hAnsi="Times New Roman" w:cs="Times New Roman"/>
+          <w:b/>
+          <w:bCs/>
+          <w:sz w:val="28"/>
+          <w:szCs w:val="28"/>
+        </w:rPr>
+        <w:t xml:space="preserve">    // Falling-edge interrupt</w:t>
+      </w:r>
+    </w:p>
+    <w:p>
+      <w:pPr>
+        <w:spacing w:after="0" w:line="240" w:lineRule="auto"/>
+        <w:jc w:val="both"/>
+        <w:rPr>
+          <w:rFonts w:ascii="Times New Roman" w:hAnsi="Times New Roman" w:cs="Times New Roman"/>
+          <w:b/>
+          <w:bCs/>
+          <w:sz w:val="28"/>
+          <w:szCs w:val="28"/>
+        </w:rPr>
+      </w:pPr>
+      <w:r>
+        <w:rPr>
+          <w:rFonts w:ascii="Times New Roman" w:hAnsi="Times New Roman" w:cs="Times New Roman"/>
+          <w:b/>
+          <w:bCs/>
+          <w:sz w:val="28"/>
+          <w:szCs w:val="28"/>
+        </w:rPr>
+        <w:t xml:space="preserve">    EXTPOLAR &amp;= ~(1 &lt;&lt; 0);</w:t>
+      </w:r>
+    </w:p>
+    <w:p>
+      <w:pPr>
+        <w:spacing w:after="0" w:line="240" w:lineRule="auto"/>
+        <w:jc w:val="both"/>
+        <w:rPr>
+          <w:rFonts w:ascii="Times New Roman" w:hAnsi="Times New Roman" w:cs="Times New Roman"/>
+          <w:b/>
+          <w:bCs/>
+          <w:sz w:val="28"/>
+          <w:szCs w:val="28"/>
+        </w:rPr>
+      </w:pPr>
+    </w:p>
+    <w:p>
+      <w:pPr>
+        <w:spacing w:after="0" w:line="240" w:lineRule="auto"/>
+        <w:jc w:val="both"/>
+        <w:rPr>
+          <w:rFonts w:ascii="Times New Roman" w:hAnsi="Times New Roman" w:cs="Times New Roman"/>
+          <w:b/>
+          <w:bCs/>
+          <w:sz w:val="28"/>
+          <w:szCs w:val="28"/>
+        </w:rPr>
+      </w:pPr>
+      <w:r>
+        <w:rPr>
+          <w:rFonts w:ascii="Times New Roman" w:hAnsi="Times New Roman" w:cs="Times New Roman"/>
+          <w:b/>
+          <w:bCs/>
+          <w:sz w:val="28"/>
+          <w:szCs w:val="28"/>
+        </w:rPr>
+        <w:t xml:space="preserve">    // Configure VIC for EINT0</w:t>
+      </w:r>
+    </w:p>
+    <w:p>
+      <w:pPr>
+        <w:spacing w:after="0" w:line="240" w:lineRule="auto"/>
+        <w:jc w:val="both"/>
+        <w:rPr>
+          <w:rFonts w:ascii="Times New Roman" w:hAnsi="Times New Roman" w:cs="Times New Roman"/>
+          <w:b/>
+          <w:bCs/>
+          <w:sz w:val="28"/>
+          <w:szCs w:val="28"/>
+        </w:rPr>
+      </w:pPr>
+      <w:r>
+        <w:rPr>
+          <w:rFonts w:ascii="Times New Roman" w:hAnsi="Times New Roman" w:cs="Times New Roman"/>
+          <w:b/>
+          <w:bCs/>
+          <w:sz w:val="28"/>
+          <w:szCs w:val="28"/>
+        </w:rPr>
+        <w:t xml:space="preserve">    VICIntSelect &amp;= ~(1 &lt;&lt; 14);      // IRQ mode</w:t>
+      </w:r>
+    </w:p>
+    <w:p>
+      <w:pPr>
+        <w:spacing w:after="0" w:line="240" w:lineRule="auto"/>
+        <w:jc w:val="both"/>
+        <w:rPr>
+          <w:rFonts w:ascii="Times New Roman" w:hAnsi="Times New Roman" w:cs="Times New Roman"/>
+          <w:b/>
+          <w:bCs/>
+          <w:sz w:val="28"/>
+          <w:szCs w:val="28"/>
+        </w:rPr>
+      </w:pPr>
+      <w:r>
+        <w:rPr>
+          <w:rFonts w:ascii="Times New Roman" w:hAnsi="Times New Roman" w:cs="Times New Roman"/>
+          <w:b/>
+          <w:bCs/>
+          <w:sz w:val="28"/>
+          <w:szCs w:val="28"/>
+        </w:rPr>
+        <w:t xml:space="preserve">    VICVectAddr0 = (unsigned long)EINT0_ISR;</w:t>
+      </w:r>
+    </w:p>
+    <w:p>
+      <w:pPr>
+        <w:spacing w:after="0" w:line="240" w:lineRule="auto"/>
+        <w:jc w:val="both"/>
+        <w:rPr>
+          <w:rFonts w:ascii="Times New Roman" w:hAnsi="Times New Roman" w:cs="Times New Roman"/>
+          <w:b/>
+          <w:bCs/>
+          <w:sz w:val="28"/>
+          <w:szCs w:val="28"/>
+        </w:rPr>
+      </w:pPr>
+      <w:r>
+        <w:rPr>
+          <w:rFonts w:ascii="Times New Roman" w:hAnsi="Times New Roman" w:cs="Times New Roman"/>
+          <w:b/>
+          <w:bCs/>
+          <w:sz w:val="28"/>
+          <w:szCs w:val="28"/>
+        </w:rPr>
+        <w:t xml:space="preserve">    VICVectCntl0 = (1 &lt;&lt; 5) | 14;    // Enable slot 0 for EINT0</w:t>
+      </w:r>
+    </w:p>
+    <w:p>
+      <w:pPr>
+        <w:spacing w:after="0" w:line="240" w:lineRule="auto"/>
+        <w:jc w:val="both"/>
+        <w:rPr>
+          <w:rFonts w:ascii="Times New Roman" w:hAnsi="Times New Roman" w:cs="Times New Roman"/>
+          <w:b/>
+          <w:bCs/>
+          <w:sz w:val="28"/>
+          <w:szCs w:val="28"/>
+        </w:rPr>
+      </w:pPr>
+      <w:r>
+        <w:rPr>
+          <w:rFonts w:ascii="Times New Roman" w:hAnsi="Times New Roman" w:cs="Times New Roman"/>
+          <w:b/>
+          <w:bCs/>
+          <w:sz w:val="28"/>
+          <w:szCs w:val="28"/>
+        </w:rPr>
+        <w:t xml:space="preserve">    VICIntEnable = (1 &lt;&lt; 14);        // Enable EINT0 interrupt</w:t>
+      </w:r>
+    </w:p>
+    <w:p>
+      <w:pPr>
+        <w:spacing w:after="0" w:line="240" w:lineRule="auto"/>
+        <w:jc w:val="both"/>
+        <w:rPr>
+          <w:rFonts w:ascii="Times New Roman" w:hAnsi="Times New Roman" w:cs="Times New Roman"/>
+          <w:b/>
+          <w:bCs/>
+          <w:sz w:val="28"/>
+          <w:szCs w:val="28"/>
+        </w:rPr>
+      </w:pPr>
+    </w:p>
+    <w:p>
+      <w:pPr>
+        <w:spacing w:after="0" w:line="240" w:lineRule="auto"/>
+        <w:jc w:val="both"/>
+        <w:rPr>
+          <w:rFonts w:ascii="Times New Roman" w:hAnsi="Times New Roman" w:cs="Times New Roman"/>
+          <w:b/>
+          <w:bCs/>
+          <w:sz w:val="28"/>
+          <w:szCs w:val="28"/>
+        </w:rPr>
+      </w:pPr>
+      <w:r>
+        <w:rPr>
+          <w:rFonts w:ascii="Times New Roman" w:hAnsi="Times New Roman" w:cs="Times New Roman"/>
+          <w:b/>
+          <w:bCs/>
+          <w:sz w:val="28"/>
+          <w:szCs w:val="28"/>
+        </w:rPr>
+        <w:t xml:space="preserve">    // LED initially OFF</w:t>
+      </w:r>
+    </w:p>
+    <w:p>
+      <w:pPr>
+        <w:spacing w:after="0" w:line="240" w:lineRule="auto"/>
+        <w:jc w:val="both"/>
+        <w:rPr>
+          <w:rFonts w:ascii="Times New Roman" w:hAnsi="Times New Roman" w:cs="Times New Roman"/>
+          <w:b/>
+          <w:bCs/>
+          <w:sz w:val="28"/>
+          <w:szCs w:val="28"/>
+        </w:rPr>
+      </w:pPr>
+      <w:r>
+        <w:rPr>
+          <w:rFonts w:ascii="Times New Roman" w:hAnsi="Times New Roman" w:cs="Times New Roman"/>
+          <w:b/>
+          <w:bCs/>
+          <w:sz w:val="28"/>
+          <w:szCs w:val="28"/>
+        </w:rPr>
+        <w:t xml:space="preserve">    IO0SET = (1 &lt;&lt; 16);</w:t>
+      </w:r>
+    </w:p>
+    <w:p>
+      <w:pPr>
+        <w:spacing w:after="0" w:line="240" w:lineRule="auto"/>
+        <w:jc w:val="both"/>
+        <w:rPr>
+          <w:rFonts w:ascii="Times New Roman" w:hAnsi="Times New Roman" w:cs="Times New Roman"/>
+          <w:b/>
+          <w:bCs/>
+          <w:sz w:val="28"/>
+          <w:szCs w:val="28"/>
+        </w:rPr>
+      </w:pPr>
+    </w:p>
+    <w:p>
+      <w:pPr>
+        <w:spacing w:after="0" w:line="240" w:lineRule="auto"/>
+        <w:jc w:val="both"/>
+        <w:rPr>
+          <w:rFonts w:ascii="Times New Roman" w:hAnsi="Times New Roman" w:cs="Times New Roman"/>
+          <w:b/>
+          <w:bCs/>
+          <w:sz w:val="28"/>
+          <w:szCs w:val="28"/>
+        </w:rPr>
+      </w:pPr>
+      <w:r>
+        <w:rPr>
+          <w:rFonts w:ascii="Times New Roman" w:hAnsi="Times New Roman" w:cs="Times New Roman"/>
+          <w:b/>
+          <w:bCs/>
+          <w:sz w:val="28"/>
+          <w:szCs w:val="28"/>
+        </w:rPr>
+        <w:t xml:space="preserve">    while(1)</w:t>
+      </w:r>
+    </w:p>
+    <w:p>
+      <w:pPr>
+        <w:spacing w:after="0" w:line="240" w:lineRule="auto"/>
+        <w:jc w:val="both"/>
+        <w:rPr>
+          <w:rFonts w:ascii="Times New Roman" w:hAnsi="Times New Roman" w:cs="Times New Roman"/>
+          <w:b/>
+          <w:bCs/>
+          <w:sz w:val="28"/>
+          <w:szCs w:val="28"/>
+        </w:rPr>
+      </w:pPr>
+      <w:r>
+        <w:rPr>
+          <w:rFonts w:ascii="Times New Roman" w:hAnsi="Times New Roman" w:cs="Times New Roman"/>
+          <w:b/>
+          <w:bCs/>
+          <w:sz w:val="28"/>
+          <w:szCs w:val="28"/>
+        </w:rPr>
+        <w:t xml:space="preserve">    {</w:t>
+      </w:r>
+    </w:p>
+    <w:p>
+      <w:pPr>
+        <w:spacing w:after="0" w:line="240" w:lineRule="auto"/>
+        <w:jc w:val="both"/>
+        <w:rPr>
+          <w:rFonts w:ascii="Times New Roman" w:hAnsi="Times New Roman" w:cs="Times New Roman"/>
+          <w:b/>
+          <w:bCs/>
+          <w:sz w:val="28"/>
+          <w:szCs w:val="28"/>
+        </w:rPr>
+      </w:pPr>
+      <w:r>
+        <w:rPr>
+          <w:rFonts w:ascii="Times New Roman" w:hAnsi="Times New Roman" w:cs="Times New Roman"/>
+          <w:b/>
+          <w:bCs/>
+          <w:sz w:val="28"/>
+          <w:szCs w:val="28"/>
+        </w:rPr>
+        <w:t xml:space="preserve">        // Main program does nothing</w:t>
+      </w:r>
+    </w:p>
+    <w:p>
+      <w:pPr>
+        <w:spacing w:after="0" w:line="240" w:lineRule="auto"/>
+        <w:jc w:val="both"/>
+        <w:rPr>
+          <w:rFonts w:ascii="Times New Roman" w:hAnsi="Times New Roman" w:cs="Times New Roman"/>
+          <w:b/>
+          <w:bCs/>
+          <w:sz w:val="28"/>
+          <w:szCs w:val="28"/>
+        </w:rPr>
+      </w:pPr>
+      <w:r>
+        <w:rPr>
+          <w:rFonts w:ascii="Times New Roman" w:hAnsi="Times New Roman" w:cs="Times New Roman"/>
+          <w:b/>
+          <w:bCs/>
+          <w:sz w:val="28"/>
+          <w:szCs w:val="28"/>
+        </w:rPr>
+        <w:t xml:space="preserve">        // LED changes only when interrupt occurs</w:t>
+      </w:r>
+    </w:p>
+    <w:p>
+      <w:pPr>
+        <w:spacing w:after="0" w:line="240" w:lineRule="auto"/>
+        <w:jc w:val="both"/>
+        <w:rPr>
+          <w:rFonts w:ascii="Times New Roman" w:hAnsi="Times New Roman" w:cs="Times New Roman"/>
+          <w:b/>
+          <w:bCs/>
+          <w:sz w:val="28"/>
+          <w:szCs w:val="28"/>
+        </w:rPr>
+      </w:pPr>
+      <w:r>
+        <w:rPr>
+          <w:rFonts w:ascii="Times New Roman" w:hAnsi="Times New Roman" w:cs="Times New Roman"/>
+          <w:b/>
+          <w:bCs/>
+          <w:sz w:val="28"/>
+          <w:szCs w:val="28"/>
+        </w:rPr>
+        <w:t xml:space="preserve">    }</w:t>
+      </w:r>
+    </w:p>
+    <w:p>
+      <w:pPr>
+        <w:spacing w:after="0" w:line="240" w:lineRule="auto"/>
+        <w:jc w:val="both"/>
+        <w:rPr>
+          <w:rFonts w:ascii="Times New Roman" w:hAnsi="Times New Roman" w:cs="Times New Roman"/>
+          <w:b/>
+          <w:bCs/>
+          <w:sz w:val="28"/>
+          <w:szCs w:val="28"/>
+        </w:rPr>
+      </w:pPr>
+      <w:r>
+        <w:rPr>
+          <w:rFonts w:ascii="Times New Roman" w:hAnsi="Times New Roman" w:cs="Times New Roman"/>
+          <w:b/>
+          <w:bCs/>
+          <w:sz w:val="28"/>
+          <w:szCs w:val="28"/>
+        </w:rPr>
+        <w:t>}</w:t>
+      </w:r>
+    </w:p>
+    <w:p>
+      <w:pPr>
+        <w:spacing w:after="0" w:line="240" w:lineRule="auto"/>
+        <w:jc w:val="both"/>
+        <w:rPr>
+          <w:rFonts w:ascii="Times New Roman" w:hAnsi="Times New Roman" w:cs="Times New Roman"/>
+          <w:b/>
+          <w:bCs/>
+          <w:sz w:val="28"/>
+          <w:szCs w:val="28"/>
+        </w:rPr>
+      </w:pPr>
+      <w:r>
+        <w:rPr>
+          <w:rFonts w:ascii="Times New Roman" w:hAnsi="Times New Roman" w:cs="Times New Roman"/>
+          <w:b/>
+          <w:bCs/>
+          <w:sz w:val="28"/>
+          <w:szCs w:val="28"/>
+        </w:rPr>
+        <w:t>OUTPUT:</w:t>
+      </w:r>
+    </w:p>
+    <w:p>
+      <w:pPr>
+        <w:spacing w:after="0" w:line="240" w:lineRule="auto"/>
+        <w:jc w:val="both"/>
+        <w:rPr>
+          <w:rFonts w:ascii="Times New Roman" w:hAnsi="Times New Roman" w:cs="Times New Roman"/>
+          <w:b/>
+          <w:bCs/>
+          <w:sz w:val="28"/>
+          <w:szCs w:val="28"/>
+        </w:rPr>
+      </w:pPr>
+      <w:r>
+        <w:rPr>
+          <w:noProof/>
+        </w:rPr>
+        <w:lastRenderedPageBreak/>
+        <w:drawing>
+          <wp:inline distT="0" distB="0" distL="0" distR="0" wp14:anchorId="78E2909C" wp14:editId="19395BC3">
+            <wp:extent cx="6480810" cy="5841365"/>
+            <wp:effectExtent l="0" t="0" r="0" b="6985"/>
+            <wp:docPr id="401359616" name="Picture 1"/>
+            <wp:cNvGraphicFramePr>
+              <a:graphicFrameLocks xmlns:a="http://schemas.openxmlformats.org/drawingml/2006/main" noChangeAspect="1"/>
+            </wp:cNvGraphicFramePr>
+            <a:graphic xmlns:a="http://schemas.openxmlformats.org/drawingml/2006/main">
+              <a:graphicData uri="http://schemas.openxmlformats.org/drawingml/2006/picture">
+                <pic:pic xmlns:pic="http://schemas.openxmlformats.org/drawingml/2006/picture">
+                  <pic:nvPicPr>
+                    <pic:cNvPr id="401359616" name=""/>
+                    <pic:cNvPicPr/>
+                  </pic:nvPicPr>
+                  <pic:blipFill>
+                    <a:blip r:embed="rId8"/>
+                    <a:stretch>
+                      <a:fillRect/>
+                    </a:stretch>
+                  </pic:blipFill>
+                  <pic:spPr>
+                    <a:xfrm>
+                      <a:off x="0" y="0"/>
+                      <a:ext cx="6480810" cy="5841365"/>
+                    </a:xfrm>
+                    <a:prstGeom prst="rect">
+                      <a:avLst/>
+                    </a:prstGeom>
+                  </pic:spPr>
+                </pic:pic>
+              </a:graphicData>
+            </a:graphic>
+          </wp:inline>
+        </w:drawing>
+      </w:r>
+    </w:p>
+    <w:p>
+      <w:pPr>
+        <w:spacing w:after="0" w:line="240" w:lineRule="auto"/>
+        <w:jc w:val="both"/>
+        <w:rPr>
+          <w:rFonts w:ascii="Times New Roman" w:hAnsi="Times New Roman" w:cs="Times New Roman"/>
+          <w:b/>
+          <w:bCs/>
+          <w:sz w:val="28"/>
+          <w:szCs w:val="28"/>
+        </w:rPr>
+      </w:pPr>
+    </w:p>
+    <w:p>
+      <w:pPr>
+        <w:spacing w:after="0" w:line="240" w:lineRule="auto"/>
+        <w:jc w:val="both"/>
+        <w:rPr>
+          <w:rFonts w:ascii="Times New Roman" w:hAnsi="Times New Roman" w:cs="Times New Roman"/>
+          <w:b/>
+          <w:bCs/>
+          <w:sz w:val="28"/>
+          <w:szCs w:val="28"/>
+        </w:rPr>
+      </w:pPr>
+      <w:r>
+        <w:rPr>
+          <w:noProof/>
+        </w:rPr>
+        <w:lastRenderedPageBreak/>
+        <w:drawing>
+          <wp:inline distT="0" distB="0" distL="0" distR="0" wp14:anchorId="6ABD24A5" wp14:editId="5652500F">
+            <wp:extent cx="6480810" cy="3211195"/>
+            <wp:effectExtent l="0" t="0" r="0" b="8255"/>
+            <wp:docPr id="300584515" name="Picture 1"/>
+            <wp:cNvGraphicFramePr>
+              <a:graphicFrameLocks xmlns:a="http://schemas.openxmlformats.org/drawingml/2006/main" noChangeAspect="1"/>
+            </wp:cNvGraphicFramePr>
+            <a:graphic xmlns:a="http://schemas.openxmlformats.org/drawingml/2006/main">
+              <a:graphicData uri="http://schemas.openxmlformats.org/drawingml/2006/picture">
+                <pic:pic xmlns:pic="http://schemas.openxmlformats.org/drawingml/2006/picture">
+                  <pic:nvPicPr>
+                    <pic:cNvPr id="300584515" name=""/>
+                    <pic:cNvPicPr/>
+                  </pic:nvPicPr>
+                  <pic:blipFill>
+                    <a:blip r:embed="rId9"/>
+                    <a:stretch>
+                      <a:fillRect/>
+                    </a:stretch>
+                  </pic:blipFill>
+                  <pic:spPr>
+                    <a:xfrm>
+                      <a:off x="0" y="0"/>
+                      <a:ext cx="6480810" cy="3211195"/>
+                    </a:xfrm>
+                    <a:prstGeom prst="rect">
+                      <a:avLst/>
+                    </a:prstGeom>
+                  </pic:spPr>
+                </pic:pic>
+              </a:graphicData>
+            </a:graphic>
+          </wp:inline>
+        </w:drawing>
+      </w:r>
     </w:p>
     <w:sectPr>
-      <w:headerReference w:type="default" r:id="rId8"/>
+      <w:headerReference w:type="default" r:id="rId10"/>
       <w:pgSz w:w="11906" w:h="16838"/>
       <w:pgMar w:top="426" w:right="849" w:bottom="1440" w:left="851" w:header="708" w:footer="708" w:gutter="0"/>
       <w:pgBorders w:offsetFrom="page">
